--- a/docs/engineering/client_delivery/17_Troubleshooting_Guide_Enterprise.docx
+++ b/docs/engineering/client_delivery/17_Troubleshooting_Guide_Enterprise.docx
@@ -319,7 +319,7 @@
           <w:color w:val="444444"/>
           <w:sz w:val="24"/>
         </w:rPr>
-        <w:t>1. Environment &amp; Setup</w:t>
+        <w:t>1. Native Build &amp; Environment Conflicts</w:t>
       </w:r>
     </w:p>
     <w:p>
@@ -334,7 +334,7 @@
           <w:color w:val="444444"/>
           <w:sz w:val="24"/>
         </w:rPr>
-        <w:t>2. Runtime &amp; Application Errors</w:t>
+        <w:t>2. State Management (Provider) Failures</w:t>
       </w:r>
     </w:p>
     <w:p>
@@ -349,7 +349,7 @@
           <w:color w:val="444444"/>
           <w:sz w:val="24"/>
         </w:rPr>
-        <w:t>3. Backend &amp; Connectivity</w:t>
+        <w:t>3. Firebase Connectivity &amp; Permissions</w:t>
       </w:r>
     </w:p>
     <w:p>
@@ -364,7 +364,7 @@
           <w:color w:val="444444"/>
           <w:sz w:val="24"/>
         </w:rPr>
-        <w:t>4. Authentication Issues</w:t>
+        <w:t>4. Authentication &amp; OTP Reliability</w:t>
       </w:r>
     </w:p>
     <w:p>
@@ -379,7 +379,37 @@
           <w:color w:val="444444"/>
           <w:sz w:val="24"/>
         </w:rPr>
-        <w:t>5. Summary of Diagnosis Commands</w:t>
+        <w:t>5. Security Barriers &amp; Lockouts</w:t>
+      </w:r>
+    </w:p>
+    <w:p>
+      <w:pPr>
+        <w:spacing w:after="60"/>
+      </w:pPr>
+      <w:r>
+        <w:rPr>
+          <w:rFonts w:ascii="Aptos" w:hAnsi="Aptos" w:cs="Aptos" w:eastAsia="Aptos"/>
+          <w:b w:val="0"/>
+          <w:i w:val="0"/>
+          <w:color w:val="444444"/>
+          <w:sz w:val="24"/>
+        </w:rPr>
+        <w:t>6. Diagnostic Command Reference</w:t>
+      </w:r>
+    </w:p>
+    <w:p>
+      <w:pPr>
+        <w:spacing w:after="60"/>
+      </w:pPr>
+      <w:r>
+        <w:rPr>
+          <w:rFonts w:ascii="Aptos" w:hAnsi="Aptos" w:cs="Aptos" w:eastAsia="Aptos"/>
+          <w:b w:val="0"/>
+          <w:i w:val="0"/>
+          <w:color w:val="444444"/>
+          <w:sz w:val="24"/>
+        </w:rPr>
+        <w:t>7. Emergency Recovery Procedure</w:t>
       </w:r>
     </w:p>
     <w:p>
@@ -399,7 +429,7 @@
           <w:color w:val="1A1A2E"/>
           <w:sz w:val="40"/>
         </w:rPr>
-        <w:t>1. Environment &amp; Setup</w:t>
+        <w:t>1. Native Build &amp; Environment Conflicts</w:t>
       </w:r>
     </w:p>
     <w:p>
@@ -422,7 +452,7 @@
           <w:color w:val="1A1A2E"/>
           <w:sz w:val="30"/>
         </w:rPr>
-        <w:t>1.1 'flutter doctor' Failures</w:t>
+        <w:t>1.1 Gradle Sync &amp; Execution Failures</w:t>
       </w:r>
     </w:p>
     <w:p>
@@ -439,7 +469,7 @@
           <w:color w:val="444444"/>
           <w:sz w:val="24"/>
         </w:rPr>
-        <w:t>Problem: Missing Android/Java dependencies preventing build launch.</w:t>
+        <w:t>Problem: Native Android builds fail with 'Could not resolve all files' or 'Gradle sync failed'.</w:t>
       </w:r>
     </w:p>
     <w:p>
@@ -456,7 +486,7 @@
           <w:color w:val="444444"/>
           <w:sz w:val="24"/>
         </w:rPr>
-        <w:t>Resolution: Ensure JAVA_HOME and ANDROID_HOME environment variables are set. Run 'flutter doctor --android-licenses'.</w:t>
+        <w:t>Resolution: Run 'cd android &amp;&amp; ./gradlew clean'. If the issue persists, delete the '.gradle' folder in the user home directory and ensure JAVA_HOME is pointing to a compatible OpenJDK (v17+).</w:t>
       </w:r>
     </w:p>
     <w:p>
@@ -471,7 +501,7 @@
           <w:color w:val="1A1A2E"/>
           <w:sz w:val="30"/>
         </w:rPr>
-        <w:t>1.2 Firebase Config Missing</w:t>
+        <w:t>1.2 MultiDex Constraint</w:t>
       </w:r>
     </w:p>
     <w:p>
@@ -488,7 +518,7 @@
           <w:color w:val="444444"/>
           <w:sz w:val="24"/>
         </w:rPr>
-        <w:t>Problem: Build fails with 'google-services.json' not found.</w:t>
+        <w:t>Problem: Build fails on method reference count (65k limit).</w:t>
       </w:r>
     </w:p>
     <w:p>
@@ -505,7 +535,7 @@
           <w:color w:val="444444"/>
           <w:sz w:val="24"/>
         </w:rPr>
-        <w:t>Resolution: Download config from Firebase Console and place in android/app/. Note: This file is intentionally git-ignored.</w:t>
+        <w:t>Resolution: App is MultiDex ready. Confirm 'minSdkVersion 21' is set in build.gradle. Avoid adding oversized plugins unnecessarily.</w:t>
       </w:r>
     </w:p>
     <w:p>
@@ -520,7 +550,7 @@
           <w:color w:val="1A1A2E"/>
           <w:sz w:val="40"/>
         </w:rPr>
-        <w:t>2. Runtime &amp; Application Errors</w:t>
+        <w:t>2. State Management (Provider) Failures</w:t>
       </w:r>
     </w:p>
     <w:p>
@@ -543,7 +573,7 @@
           <w:color w:val="1A1A2E"/>
           <w:sz w:val="30"/>
         </w:rPr>
-        <w:t>2.1 setState() Called After Dispose</w:t>
+        <w:t>2.1 ProviderNotFoundException</w:t>
       </w:r>
     </w:p>
     <w:p>
@@ -560,7 +590,7 @@
           <w:color w:val="444444"/>
           <w:sz w:val="24"/>
         </w:rPr>
-        <w:t>Symptoms: App crash during asynchronous navigation or background fetch.</w:t>
+        <w:t>Problem: App crashes with a red error screen stating the provider could not be found.</w:t>
       </w:r>
     </w:p>
     <w:p>
@@ -577,7 +607,7 @@
           <w:color w:val="444444"/>
           <w:sz w:val="24"/>
         </w:rPr>
-        <w:t>Resolution: Verify that all async callbacks are guarded with 'if (!mounted) return' before triggering UI updates.</w:t>
+        <w:t>Resolution: Ensure the widget accessing the provider is a descendant of MultiProvider in main.dart. Avoid using GlobalKeys to bypass the widget tree context.</w:t>
       </w:r>
     </w:p>
     <w:p>
@@ -592,7 +622,7 @@
           <w:color w:val="1A1A2E"/>
           <w:sz w:val="30"/>
         </w:rPr>
-        <w:t>2.2 Blank/Missing Product Images</w:t>
+        <w:t>2.2 LateInitializationError</w:t>
       </w:r>
     </w:p>
     <w:p>
@@ -609,7 +639,7 @@
           <w:color w:val="444444"/>
           <w:sz w:val="24"/>
         </w:rPr>
-        <w:t>Symptoms: Products load but images show empty placeholder or error icon.</w:t>
+        <w:t>Symptoms: 'Field xxx has not been initialized'.</w:t>
       </w:r>
     </w:p>
     <w:p>
@@ -626,7 +656,7 @@
           <w:color w:val="444444"/>
           <w:sz w:val="24"/>
         </w:rPr>
-        <w:t>Resolution: Verify the URL has not expired and that Firestore Storage permissions allow read access on the target path.</w:t>
+        <w:t>Resolution: This usually occurs when LocalStorageService.init() is skipped in main(). Verify the 'await' keyword is present before the app runs.</w:t>
       </w:r>
     </w:p>
     <w:p>
@@ -641,7 +671,7 @@
           <w:color w:val="1A1A2E"/>
           <w:sz w:val="40"/>
         </w:rPr>
-        <w:t>3. Backend &amp; Connectivity</w:t>
+        <w:t>3. Firebase Connectivity &amp; Permissions</w:t>
       </w:r>
     </w:p>
     <w:p>
@@ -664,7 +694,7 @@
           <w:color w:val="1A1A2E"/>
           <w:sz w:val="30"/>
         </w:rPr>
-        <w:t>3.1 Permission Denied in Firestore</w:t>
+        <w:t>3.1 [cloud_firestore/permission-denied]</w:t>
       </w:r>
     </w:p>
     <w:p>
@@ -681,7 +711,7 @@
           <w:color w:val="444444"/>
           <w:sz w:val="24"/>
         </w:rPr>
-        <w:t>Problem: User cannot view products or place orders.</w:t>
+        <w:t>Problem: Firestore reads/writes fail silently or with an exception.</w:t>
       </w:r>
     </w:p>
     <w:p>
@@ -698,7 +728,7 @@
           <w:color w:val="444444"/>
           <w:sz w:val="24"/>
         </w:rPr>
-        <w:t>Resolution: Audit Firestore security rules against the user's role. Confirm the user has a valid 'Wholesaler' or 'Retailer' profile document.</w:t>
+        <w:t>Resolution: Audit Firestore Security Rules. Ensure the user's UID exists in the /users/ collection with the 'wholesaler' or 'retailer' flag correctly set.</w:t>
       </w:r>
     </w:p>
     <w:p>
@@ -713,7 +743,7 @@
           <w:color w:val="1A1A2E"/>
           <w:sz w:val="30"/>
         </w:rPr>
-        <w:t>3.2 Cloud Storage Upload Failures</w:t>
+        <w:t>3.2 Cloud Storage 403 (Unauthorized)</w:t>
       </w:r>
     </w:p>
     <w:p>
@@ -730,7 +760,7 @@
           <w:color w:val="444444"/>
           <w:sz w:val="24"/>
         </w:rPr>
-        <w:t>Problem: Admin cannot upload banners or product images.</w:t>
+        <w:t>Problem: Admin cannot upload product images.</w:t>
       </w:r>
     </w:p>
     <w:p>
@@ -747,7 +777,7 @@
           <w:color w:val="444444"/>
           <w:sz w:val="24"/>
         </w:rPr>
-        <w:t>Resolution: Check network stability and verify admin account is whitelisted in storage security rules.</w:t>
+        <w:t>Resolution: Check individual image size (&gt;10MB may timeout). Verify admin role permissions in the Storage bucket rules.</w:t>
       </w:r>
     </w:p>
     <w:p>
@@ -762,7 +792,7 @@
           <w:color w:val="1A1A2E"/>
           <w:sz w:val="40"/>
         </w:rPr>
-        <w:t>4. Authentication Issues</w:t>
+        <w:t>4. Authentication &amp; OTP Reliability</w:t>
       </w:r>
     </w:p>
     <w:p>
@@ -785,7 +815,7 @@
           <w:color w:val="1A1A2E"/>
           <w:sz w:val="30"/>
         </w:rPr>
-        <w:t>4.1 OTP Delivery Failures</w:t>
+        <w:t>4.1 SMS Quota/Delivery Issues</w:t>
       </w:r>
     </w:p>
     <w:p>
@@ -802,7 +832,7 @@
           <w:color w:val="444444"/>
           <w:sz w:val="24"/>
         </w:rPr>
-        <w:t>Problem: SMS not received by the user.</w:t>
+        <w:t>Symptoms: OTP is not received after 60 seconds.</w:t>
       </w:r>
     </w:p>
     <w:p>
@@ -819,7 +849,7 @@
           <w:color w:val="444444"/>
           <w:sz w:val="24"/>
         </w:rPr>
-        <w:t>Resolution: Confirm correct country code (+91) format. Verify Firebase SMS quota is not exhausted. Use test numbers during development.</w:t>
+        <w:t>Resolution: 1. Confirm device phone number contains (+91). 2. Check Firebase Console for 'SMS Quota Exceeded'. 3. Use pre-defined Test Numbers for development to avoid hitting the live SMS quota.</w:t>
       </w:r>
     </w:p>
     <w:p>
@@ -834,7 +864,7 @@
           <w:color w:val="1A1A2E"/>
           <w:sz w:val="30"/>
         </w:rPr>
-        <w:t>4.2 Session Expiry</w:t>
+        <w:t>4.2 'Too Many Requests' Lockout</w:t>
       </w:r>
     </w:p>
     <w:p>
@@ -851,7 +881,7 @@
           <w:color w:val="444444"/>
           <w:sz w:val="24"/>
         </w:rPr>
-        <w:t>Problem: User prompted to log in frequently.</w:t>
+        <w:t>Problem: Firebase blocks the device temporarily.</w:t>
       </w:r>
     </w:p>
     <w:p>
@@ -868,7 +898,7 @@
           <w:color w:val="444444"/>
           <w:sz w:val="24"/>
         </w:rPr>
-        <w:t>Resolution: Check token rotation settings in FCM configuration and review FirebaseAuth session timeout logic.</w:t>
+        <w:t>Resolution: This is a server-side safety trigger. Wait and use the 60-second cooldown timer correctly. Do not clear app storage to bypass, as this creates a new session and potentially extends the lockout.</w:t>
       </w:r>
     </w:p>
     <w:p>
@@ -883,7 +913,128 @@
           <w:color w:val="1A1A2E"/>
           <w:sz w:val="40"/>
         </w:rPr>
-        <w:t>5. Summary of Diagnosis Commands</w:t>
+        <w:t>5. Security Barriers &amp; Lockouts</w:t>
+      </w:r>
+    </w:p>
+    <w:p>
+      <w:pPr>
+        <w:spacing w:before="40" w:after="40"/>
+        <w:pBdr>
+          <w:bottom w:val="single" w:sz="8" w:space="1" w:color="D4AF37"/>
+        </w:pBdr>
+      </w:pPr>
+    </w:p>
+    <w:p>
+      <w:pPr>
+        <w:spacing w:before="280" w:after="60"/>
+      </w:pPr>
+      <w:r>
+        <w:rPr>
+          <w:rFonts w:ascii="Aptos" w:hAnsi="Aptos" w:cs="Aptos" w:eastAsia="Aptos"/>
+          <w:b/>
+          <w:i w:val="0"/>
+          <w:color w:val="1A1A2E"/>
+          <w:sz w:val="30"/>
+        </w:rPr>
+        <w:t>5.1 Screenshot Prevention</w:t>
+      </w:r>
+    </w:p>
+    <w:p>
+      <w:pPr>
+        <w:spacing w:after="160"/>
+        <w:ind w:firstLine="0"/>
+        <w:jc w:val="both"/>
+      </w:pPr>
+      <w:r>
+        <w:rPr>
+          <w:rFonts w:ascii="Aptos" w:hAnsi="Aptos" w:cs="Aptos" w:eastAsia="Aptos"/>
+          <w:b w:val="0"/>
+          <w:i w:val="0"/>
+          <w:color w:val="444444"/>
+          <w:sz w:val="24"/>
+        </w:rPr>
+        <w:t>Observation: User reports they cannot screenshot the cart or profile.</w:t>
+      </w:r>
+    </w:p>
+    <w:p>
+      <w:pPr>
+        <w:spacing w:after="160"/>
+        <w:ind w:firstLine="0"/>
+        <w:jc w:val="both"/>
+      </w:pPr>
+      <w:r>
+        <w:rPr>
+          <w:rFonts w:ascii="Aptos" w:hAnsi="Aptos" w:cs="Aptos" w:eastAsia="Aptos"/>
+          <w:b w:val="0"/>
+          <w:i w:val="0"/>
+          <w:color w:val="444444"/>
+          <w:sz w:val="24"/>
+        </w:rPr>
+        <w:t>status: THIS IS BY DESIGN. FLAG_SECURE is active on sensitive pages to protect PII. It is not an error.</w:t>
+      </w:r>
+    </w:p>
+    <w:p>
+      <w:pPr>
+        <w:spacing w:before="280" w:after="60"/>
+      </w:pPr>
+      <w:r>
+        <w:rPr>
+          <w:rFonts w:ascii="Aptos" w:hAnsi="Aptos" w:cs="Aptos" w:eastAsia="Aptos"/>
+          <w:b/>
+          <w:i w:val="0"/>
+          <w:color w:val="1A1A2E"/>
+          <w:sz w:val="30"/>
+        </w:rPr>
+        <w:t>5.2 ADB Log Exposure</w:t>
+      </w:r>
+    </w:p>
+    <w:p>
+      <w:pPr>
+        <w:spacing w:after="160"/>
+        <w:ind w:firstLine="0"/>
+        <w:jc w:val="both"/>
+      </w:pPr>
+      <w:r>
+        <w:rPr>
+          <w:rFonts w:ascii="Aptos" w:hAnsi="Aptos" w:cs="Aptos" w:eastAsia="Aptos"/>
+          <w:b w:val="0"/>
+          <w:i w:val="0"/>
+          <w:color w:val="444444"/>
+          <w:sz w:val="24"/>
+        </w:rPr>
+        <w:t>Problem: Sensitive data appears in 'adb logcat'.</w:t>
+      </w:r>
+    </w:p>
+    <w:p>
+      <w:pPr>
+        <w:spacing w:after="160"/>
+        <w:ind w:firstLine="0"/>
+        <w:jc w:val="both"/>
+      </w:pPr>
+      <w:r>
+        <w:rPr>
+          <w:rFonts w:ascii="Aptos" w:hAnsi="Aptos" w:cs="Aptos" w:eastAsia="Aptos"/>
+          <w:b w:val="0"/>
+          <w:i w:val="0"/>
+          <w:color w:val="444444"/>
+          <w:sz w:val="24"/>
+        </w:rPr>
+        <w:t>Resolution: All debug logging must be wrapped in 'kDebugMode' or 'kProfileMode' guards and removed from the Release branch.</w:t>
+      </w:r>
+    </w:p>
+    <w:p>
+      <w:pPr>
+        <w:spacing w:before="360" w:after="80"/>
+      </w:pPr>
+      <w:r>
+        <w:rPr>
+          <w:rFonts w:ascii="Aptos" w:hAnsi="Aptos" w:cs="Aptos" w:eastAsia="Aptos"/>
+          <w:b/>
+          <w:i w:val="0"/>
+          <w:color w:val="1A1A2E"/>
+          <w:sz w:val="40"/>
+        </w:rPr>
+        <w:t>6. Diagnostic Command Reference</w:t>
       </w:r>
     </w:p>
     <w:p>
@@ -964,7 +1115,7 @@
                 <w:color w:val="444444"/>
                 <w:sz w:val="20"/>
               </w:rPr>
-              <w:t>Clean Environment</w:t>
+              <w:t>Health Check</w:t>
             </w:r>
           </w:p>
         </w:tc>
@@ -982,7 +1133,7 @@
                 <w:color w:val="444444"/>
                 <w:sz w:val="20"/>
               </w:rPr>
-              <w:t>flutter clean &amp;&amp; flutter pub get</w:t>
+              <w:t>flutter doctor -v</w:t>
             </w:r>
           </w:p>
         </w:tc>
@@ -1002,7 +1153,7 @@
                 <w:color w:val="444444"/>
                 <w:sz w:val="20"/>
               </w:rPr>
-              <w:t>Analyze Code</w:t>
+              <w:t>State Inspection</w:t>
             </w:r>
           </w:p>
         </w:tc>
@@ -1020,7 +1171,7 @@
                 <w:color w:val="444444"/>
                 <w:sz w:val="20"/>
               </w:rPr>
-              <w:t>flutter analyze</w:t>
+              <w:t>flutter pub global run devtools</w:t>
             </w:r>
           </w:p>
         </w:tc>
@@ -1040,7 +1191,7 @@
                 <w:color w:val="444444"/>
                 <w:sz w:val="20"/>
               </w:rPr>
-              <w:t>Log Inspection</w:t>
+              <w:t>Native Logs</w:t>
             </w:r>
           </w:p>
         </w:tc>
@@ -1078,7 +1229,7 @@
                 <w:color w:val="444444"/>
                 <w:sz w:val="20"/>
               </w:rPr>
-              <w:t>Inspect Storage</w:t>
+              <w:t>Clean Build</w:t>
             </w:r>
           </w:p>
         </w:tc>
@@ -1096,7 +1247,7 @@
                 <w:color w:val="444444"/>
                 <w:sz w:val="20"/>
               </w:rPr>
-              <w:t>adb shell run-as com.vishalgold.app cat shared_prefs/FlutterSharedPreferences.xml</w:t>
+              <w:t>flutter clean &amp;&amp; flutter pub get</w:t>
             </w:r>
           </w:p>
         </w:tc>
@@ -1116,7 +1267,7 @@
                 <w:color w:val="444444"/>
                 <w:sz w:val="20"/>
               </w:rPr>
-              <w:t>Build Release</w:t>
+              <w:t>Release Test</w:t>
             </w:r>
           </w:p>
         </w:tc>
@@ -1134,13 +1285,104 @@
                 <w:color w:val="444444"/>
                 <w:sz w:val="20"/>
               </w:rPr>
-              <w:t>flutter build apk --release</w:t>
+              <w:t>flutter run --release</w:t>
             </w:r>
           </w:p>
         </w:tc>
       </w:tr>
     </w:tbl>
     <w:p/>
+    <w:p>
+      <w:pPr>
+        <w:spacing w:before="360" w:after="80"/>
+      </w:pPr>
+      <w:r>
+        <w:rPr>
+          <w:rFonts w:ascii="Aptos" w:hAnsi="Aptos" w:cs="Aptos" w:eastAsia="Aptos"/>
+          <w:b/>
+          <w:i w:val="0"/>
+          <w:color w:val="1A1A2E"/>
+          <w:sz w:val="40"/>
+        </w:rPr>
+        <w:t>7. Emergency Recovery Procedure</w:t>
+      </w:r>
+    </w:p>
+    <w:p>
+      <w:pPr>
+        <w:spacing w:before="40" w:after="40"/>
+        <w:pBdr>
+          <w:bottom w:val="single" w:sz="8" w:space="1" w:color="D4AF37"/>
+        </w:pBdr>
+      </w:pPr>
+    </w:p>
+    <w:p>
+      <w:pPr>
+        <w:spacing w:after="160"/>
+        <w:ind w:firstLine="0"/>
+        <w:jc w:val="both"/>
+      </w:pPr>
+      <w:r>
+        <w:rPr>
+          <w:rFonts w:ascii="Aptos" w:hAnsi="Aptos" w:cs="Aptos" w:eastAsia="Aptos"/>
+          <w:b w:val="0"/>
+          <w:i w:val="0"/>
+          <w:color w:val="444444"/>
+          <w:sz w:val="24"/>
+        </w:rPr>
+        <w:t>In cases of systemic instability or inconsistent local state:</w:t>
+      </w:r>
+    </w:p>
+    <w:p>
+      <w:pPr>
+        <w:spacing w:after="160"/>
+        <w:ind w:firstLine="0"/>
+        <w:jc w:val="both"/>
+      </w:pPr>
+      <w:r>
+        <w:rPr>
+          <w:rFonts w:ascii="Aptos" w:hAnsi="Aptos" w:cs="Aptos" w:eastAsia="Aptos"/>
+          <w:b w:val="0"/>
+          <w:i w:val="0"/>
+          <w:color w:val="444444"/>
+          <w:sz w:val="24"/>
+        </w:rPr>
+        <w:t>1. Clear App Data: Settings -&gt; Apps -&gt; Home -&gt; Clear Storage.</w:t>
+      </w:r>
+    </w:p>
+    <w:p>
+      <w:pPr>
+        <w:spacing w:after="160"/>
+        <w:ind w:firstLine="0"/>
+        <w:jc w:val="both"/>
+      </w:pPr>
+      <w:r>
+        <w:rPr>
+          <w:rFonts w:ascii="Aptos" w:hAnsi="Aptos" w:cs="Aptos" w:eastAsia="Aptos"/>
+          <w:b w:val="0"/>
+          <w:i w:val="0"/>
+          <w:color w:val="444444"/>
+          <w:sz w:val="24"/>
+        </w:rPr>
+        <w:t>2. Force Sync: Long-press the logo to verify the admin entry is removed (it should be).</w:t>
+      </w:r>
+    </w:p>
+    <w:p>
+      <w:pPr>
+        <w:spacing w:after="160"/>
+        <w:ind w:firstLine="0"/>
+        <w:jc w:val="both"/>
+      </w:pPr>
+      <w:r>
+        <w:rPr>
+          <w:rFonts w:ascii="Aptos" w:hAnsi="Aptos" w:cs="Aptos" w:eastAsia="Aptos"/>
+          <w:b w:val="0"/>
+          <w:i w:val="0"/>
+          <w:color w:val="444444"/>
+          <w:sz w:val="24"/>
+        </w:rPr>
+        <w:t>3. Re-Authentiate: Perform a full login cycle to re-establish secure tokens.</w:t>
+      </w:r>
+    </w:p>
     <w:sectPr>
       <w:pgSz w:w="12240" w:h="15840"/>
       <w:pgMar w:top="1417" w:right="1417" w:bottom="1417" w:left="1701" w:header="720" w:footer="720" w:gutter="0"/>
